--- a/docs/06_Repository-Structure.docx
+++ b/docs/06_Repository-Structure.docx
@@ -113,7 +113,7 @@
           <w:sz w:val="20"/>
           <w:szCs w:val="20"/>
         </w:rPr>
-        <w:t>Version 1.2  ·  кодтой тулгасан (2026-09-07)</w:t>
+        <w:t>Version 1.3  ·  кодтой тулгасан (2026-09-29)</w:t>
       </w:r>
     </w:p>
     <w:p>
@@ -211,61 +211,43 @@
           <w:sz w:val="18"/>
           <w:szCs w:val="18"/>
         </w:rPr>
-        <w:t xml:space="preserve">tatar-kuber/</w:t>
-      </w:r>
-    </w:p>
-    <w:p>
-      <w:pPr>
-        <w:pBdr>
-          <w:left w:val="single" w:color="1F6F54" w:sz="18" w:space="6"/>
-        </w:pBdr>
-        <w:shd w:fill="F4F4F4" w:color="auto" w:val="clear"/>
-        <w:spacing w:after="0" w:before="0" w:line="252"/>
-      </w:pPr>
-      <w:r>
-        <w:rPr>
-          <w:rFonts w:ascii="Consolas" w:cs="Consolas" w:eastAsia="Consolas" w:hAnsi="Consolas"/>
-          <w:color w:val="24292E"/>
-          <w:sz w:val="18"/>
-          <w:szCs w:val="18"/>
-        </w:rPr>
-        <w:t xml:space="preserve">  cmd/</w:t>
-      </w:r>
-    </w:p>
-    <w:p>
-      <w:pPr>
-        <w:pBdr>
-          <w:left w:val="single" w:color="1F6F54" w:sz="18" w:space="6"/>
-        </w:pBdr>
-        <w:shd w:fill="F4F4F4" w:color="auto" w:val="clear"/>
-        <w:spacing w:after="0" w:before="0" w:line="252"/>
-      </w:pPr>
-      <w:r>
-        <w:rPr>
-          <w:rFonts w:ascii="Consolas" w:cs="Consolas" w:eastAsia="Consolas" w:hAnsi="Consolas"/>
-          <w:color w:val="24292E"/>
-          <w:sz w:val="18"/>
-          <w:szCs w:val="18"/>
-        </w:rPr>
-        <w:t xml:space="preserve">    tatar-kuber/</w:t>
-      </w:r>
-    </w:p>
-    <w:p>
-      <w:pPr>
-        <w:pBdr>
-          <w:left w:val="single" w:color="1F6F54" w:sz="18" w:space="6"/>
-        </w:pBdr>
-        <w:shd w:fill="F4F4F4" w:color="auto" w:val="clear"/>
-        <w:spacing w:after="0" w:before="0" w:line="252"/>
-      </w:pPr>
-      <w:r>
-        <w:rPr>
-          <w:rFonts w:ascii="Consolas" w:cs="Consolas" w:eastAsia="Consolas" w:hAnsi="Consolas"/>
-          <w:color w:val="24292E"/>
-          <w:sz w:val="18"/>
-          <w:szCs w:val="18"/>
-        </w:rPr>
-        <w:t xml:space="preserve">      main.go              # entrypoint</w:t>
+        <w:t>tatar-kuber/</w:t>
+      </w:r>
+    </w:p>
+    <w:p>
+      <w:pPr>
+        <w:pBdr>
+          <w:left w:val="single" w:color="1F6F54" w:sz="18" w:space="6"/>
+        </w:pBdr>
+        <w:shd w:fill="F4F4F4" w:color="auto" w:val="clear"/>
+        <w:spacing w:after="0" w:before="0" w:line="252"/>
+      </w:pPr>
+      <w:r>
+        <w:rPr>
+          <w:rFonts w:ascii="Consolas" w:cs="Consolas" w:eastAsia="Consolas" w:hAnsi="Consolas"/>
+          <w:color w:val="24292E"/>
+          <w:sz w:val="18"/>
+          <w:szCs w:val="18"/>
+        </w:rPr>
+        <w:t xml:space="preserve">  cmd/tatar-kuber/main.go    # entrypoint</w:t>
+      </w:r>
+    </w:p>
+    <w:p>
+      <w:pPr>
+        <w:pBdr>
+          <w:left w:val="single" w:color="1F6F54" w:sz="18" w:space="6"/>
+        </w:pBdr>
+        <w:shd w:fill="F4F4F4" w:color="auto" w:val="clear"/>
+        <w:spacing w:after="0" w:before="0" w:line="252"/>
+      </w:pPr>
+      <w:r>
+        <w:rPr>
+          <w:rFonts w:ascii="Consolas" w:cs="Consolas" w:eastAsia="Consolas" w:hAnsi="Consolas"/>
+          <w:color w:val="24292E"/>
+          <w:sz w:val="18"/>
+          <w:szCs w:val="18"/>
+        </w:rPr>
+        <w:t xml:space="preserve">  embed.go                   # canonical registry-г go:embed-ээр шигтгэнэ</w:t>
       </w:r>
     </w:p>
     <w:p>
@@ -301,367 +283,403 @@
           <w:sz w:val="18"/>
           <w:szCs w:val="18"/>
         </w:rPr>
-        <w:t xml:space="preserve">    cli/                   # командууд (scan, report, gate, doctor, verify-lab, version) — stdlib flag</w:t>
-      </w:r>
-    </w:p>
-    <w:p>
-      <w:pPr>
-        <w:pBdr>
-          <w:left w:val="single" w:color="1F6F54" w:sz="18" w:space="6"/>
-        </w:pBdr>
-        <w:shd w:fill="F4F4F4" w:color="auto" w:val="clear"/>
-        <w:spacing w:after="0" w:before="0" w:line="252"/>
-      </w:pPr>
-      <w:r>
-        <w:rPr>
-          <w:rFonts w:ascii="Consolas" w:cs="Consolas" w:eastAsia="Consolas" w:hAnsi="Consolas"/>
-          <w:color w:val="24292E"/>
-          <w:sz w:val="18"/>
-          <w:szCs w:val="18"/>
-        </w:rPr>
-        <w:t xml:space="preserve">    orchestrator/          # scanner-уудыг зэрэгцээ ажиллуулах</w:t>
-      </w:r>
-    </w:p>
-    <w:p>
-      <w:pPr>
-        <w:pBdr>
-          <w:left w:val="single" w:color="1F6F54" w:sz="18" w:space="6"/>
-        </w:pBdr>
-        <w:shd w:fill="F4F4F4" w:color="auto" w:val="clear"/>
-        <w:spacing w:after="0" w:before="0" w:line="252"/>
-      </w:pPr>
-      <w:r>
-        <w:rPr>
-          <w:rFonts w:ascii="Consolas" w:cs="Consolas" w:eastAsia="Consolas" w:hAnsi="Consolas"/>
-          <w:color w:val="24292E"/>
-          <w:sz w:val="18"/>
-          <w:szCs w:val="18"/>
-        </w:rPr>
-        <w:t xml:space="preserve">    scanner/               # ScannerAdapter interface + adapters</w:t>
-      </w:r>
-    </w:p>
-    <w:p>
-      <w:pPr>
-        <w:pBdr>
-          <w:left w:val="single" w:color="1F6F54" w:sz="18" w:space="6"/>
-        </w:pBdr>
-        <w:shd w:fill="F4F4F4" w:color="auto" w:val="clear"/>
-        <w:spacing w:after="0" w:before="0" w:line="252"/>
-      </w:pPr>
-      <w:r>
-        <w:rPr>
-          <w:rFonts w:ascii="Consolas" w:cs="Consolas" w:eastAsia="Consolas" w:hAnsi="Consolas"/>
-          <w:color w:val="24292E"/>
-          <w:sz w:val="18"/>
-          <w:szCs w:val="18"/>
-        </w:rPr>
-        <w:t xml:space="preserve">      trivy/</w:t>
-      </w:r>
-    </w:p>
-    <w:p>
-      <w:pPr>
-        <w:pBdr>
-          <w:left w:val="single" w:color="1F6F54" w:sz="18" w:space="6"/>
-        </w:pBdr>
-        <w:shd w:fill="F4F4F4" w:color="auto" w:val="clear"/>
-        <w:spacing w:after="0" w:before="0" w:line="252"/>
-      </w:pPr>
-      <w:r>
-        <w:rPr>
-          <w:rFonts w:ascii="Consolas" w:cs="Consolas" w:eastAsia="Consolas" w:hAnsi="Consolas"/>
-          <w:color w:val="24292E"/>
-          <w:sz w:val="18"/>
-          <w:szCs w:val="18"/>
-        </w:rPr>
-        <w:t xml:space="preserve">      kubescape/</w:t>
-      </w:r>
-    </w:p>
-    <w:p>
-      <w:pPr>
-        <w:pBdr>
-          <w:left w:val="single" w:color="1F6F54" w:sz="18" w:space="6"/>
-        </w:pBdr>
-        <w:shd w:fill="F4F4F4" w:color="auto" w:val="clear"/>
-        <w:spacing w:after="0" w:before="0" w:line="252"/>
-      </w:pPr>
-      <w:r>
-        <w:rPr>
-          <w:rFonts w:ascii="Consolas" w:cs="Consolas" w:eastAsia="Consolas" w:hAnsi="Consolas"/>
-          <w:color w:val="24292E"/>
-          <w:sz w:val="18"/>
-          <w:szCs w:val="18"/>
-        </w:rPr>
-        <w:t xml:space="preserve">      checkov/</w:t>
-      </w:r>
-    </w:p>
-    <w:p>
-      <w:pPr>
-        <w:pBdr>
-          <w:left w:val="single" w:color="1F6F54" w:sz="18" w:space="6"/>
-        </w:pBdr>
-        <w:shd w:fill="F4F4F4" w:color="auto" w:val="clear"/>
-        <w:spacing w:after="0" w:before="0" w:line="252"/>
-      </w:pPr>
-      <w:r>
-        <w:rPr>
-          <w:rFonts w:ascii="Consolas" w:cs="Consolas" w:eastAsia="Consolas" w:hAnsi="Consolas"/>
-          <w:color w:val="24292E"/>
-          <w:sz w:val="18"/>
-          <w:szCs w:val="18"/>
-        </w:rPr>
-        <w:t xml:space="preserve">      popeye/</w:t>
-      </w:r>
-    </w:p>
-    <w:p>
-      <w:pPr>
-        <w:pBdr>
-          <w:left w:val="single" w:color="1F6F54" w:sz="18" w:space="6"/>
-        </w:pBdr>
-        <w:shd w:fill="F4F4F4" w:color="auto" w:val="clear"/>
-        <w:spacing w:after="0" w:before="0" w:line="252"/>
-      </w:pPr>
-      <w:r>
-        <w:rPr>
-          <w:rFonts w:ascii="Consolas" w:cs="Consolas" w:eastAsia="Consolas" w:hAnsi="Consolas"/>
-          <w:color w:val="24292E"/>
-          <w:sz w:val="18"/>
-          <w:szCs w:val="18"/>
-        </w:rPr>
-        <w:t xml:space="preserve">    parser/                # raw JSON/SARIF → дунд бүтэц</w:t>
-      </w:r>
-    </w:p>
-    <w:p>
-      <w:pPr>
-        <w:pBdr>
-          <w:left w:val="single" w:color="1F6F54" w:sz="18" w:space="6"/>
-        </w:pBdr>
-        <w:shd w:fill="F4F4F4" w:color="auto" w:val="clear"/>
-        <w:spacing w:after="0" w:before="0" w:line="252"/>
-      </w:pPr>
-      <w:r>
-        <w:rPr>
-          <w:rFonts w:ascii="Consolas" w:cs="Consolas" w:eastAsia="Consolas" w:hAnsi="Consolas"/>
-          <w:color w:val="24292E"/>
-          <w:sz w:val="18"/>
-          <w:szCs w:val="18"/>
-        </w:rPr>
-        <w:t xml:space="preserve">    normalizer/            # дунд бүтэц → Unified Finding</w:t>
-      </w:r>
-    </w:p>
-    <w:p>
-      <w:pPr>
-        <w:pBdr>
-          <w:left w:val="single" w:color="1F6F54" w:sz="18" w:space="6"/>
-        </w:pBdr>
-        <w:shd w:fill="F4F4F4" w:color="auto" w:val="clear"/>
-        <w:spacing w:after="0" w:before="0" w:line="252"/>
-      </w:pPr>
-      <w:r>
-        <w:rPr>
-          <w:rFonts w:ascii="Consolas" w:cs="Consolas" w:eastAsia="Consolas" w:hAnsi="Consolas"/>
-          <w:color w:val="24292E"/>
-          <w:sz w:val="18"/>
-          <w:szCs w:val="18"/>
-        </w:rPr>
-        <w:t xml:space="preserve">    canonical/             # canonical mapping (mapping.go, registry loader)</w:t>
-      </w:r>
-    </w:p>
-    <w:p>
-      <w:pPr>
-        <w:pBdr>
-          <w:left w:val="single" w:color="1F6F54" w:sz="18" w:space="6"/>
-        </w:pBdr>
-        <w:shd w:fill="F4F4F4" w:color="auto" w:val="clear"/>
-        <w:spacing w:after="0" w:before="0" w:line="252"/>
-      </w:pPr>
-      <w:r>
-        <w:rPr>
-          <w:rFonts w:ascii="Consolas" w:cs="Consolas" w:eastAsia="Consolas" w:hAnsi="Consolas"/>
-          <w:color w:val="24292E"/>
-          <w:sz w:val="18"/>
-          <w:szCs w:val="18"/>
-        </w:rPr>
-        <w:t xml:space="preserve">    dedup/                 # deduplication engine</w:t>
-      </w:r>
-    </w:p>
-    <w:p>
-      <w:pPr>
-        <w:pBdr>
-          <w:left w:val="single" w:color="1F6F54" w:sz="18" w:space="6"/>
-        </w:pBdr>
-        <w:shd w:fill="F4F4F4" w:color="auto" w:val="clear"/>
-        <w:spacing w:after="0" w:before="0" w:line="252"/>
-      </w:pPr>
-      <w:r>
-        <w:rPr>
-          <w:rFonts w:ascii="Consolas" w:cs="Consolas" w:eastAsia="Consolas" w:hAnsi="Consolas"/>
-          <w:color w:val="24292E"/>
-          <w:sz w:val="18"/>
-          <w:szCs w:val="18"/>
-        </w:rPr>
-        <w:t xml:space="preserve">    blindshot/             # blind-shot downgrade engine</w:t>
-      </w:r>
-    </w:p>
-    <w:p>
-      <w:pPr>
-        <w:pBdr>
-          <w:left w:val="single" w:color="1F6F54" w:sz="18" w:space="6"/>
-        </w:pBdr>
-        <w:shd w:fill="F4F4F4" w:color="auto" w:val="clear"/>
-        <w:spacing w:after="0" w:before="0" w:line="252"/>
-      </w:pPr>
-      <w:r>
-        <w:rPr>
-          <w:rFonts w:ascii="Consolas" w:cs="Consolas" w:eastAsia="Consolas" w:hAnsi="Consolas"/>
-          <w:color w:val="24292E"/>
-          <w:sz w:val="18"/>
-          <w:szCs w:val="18"/>
-        </w:rPr>
-        <w:t xml:space="preserve">    scoring/               # severity normalize + risk score</w:t>
-      </w:r>
-    </w:p>
-    <w:p>
-      <w:pPr>
-        <w:pBdr>
-          <w:left w:val="single" w:color="1F6F54" w:sz="18" w:space="6"/>
-        </w:pBdr>
-        <w:shd w:fill="F4F4F4" w:color="auto" w:val="clear"/>
-        <w:spacing w:after="0" w:before="0" w:line="252"/>
-      </w:pPr>
-      <w:r>
-        <w:rPr>
-          <w:rFonts w:ascii="Consolas" w:cs="Consolas" w:eastAsia="Consolas" w:hAnsi="Consolas"/>
-          <w:color w:val="24292E"/>
-          <w:sz w:val="18"/>
-          <w:szCs w:val="18"/>
-        </w:rPr>
-        <w:t xml:space="preserve">    report/                # json / sarif / html renderer</w:t>
-      </w:r>
-    </w:p>
-    <w:p>
-      <w:pPr>
-        <w:pBdr>
-          <w:left w:val="single" w:color="1F6F54" w:sz="18" w:space="6"/>
-        </w:pBdr>
-        <w:shd w:fill="F4F4F4" w:color="auto" w:val="clear"/>
-        <w:spacing w:after="0" w:before="0" w:line="252"/>
-      </w:pPr>
-      <w:r>
-        <w:rPr>
-          <w:rFonts w:ascii="Consolas" w:cs="Consolas" w:eastAsia="Consolas" w:hAnsi="Consolas"/>
-          <w:color w:val="24292E"/>
-          <w:sz w:val="18"/>
-          <w:szCs w:val="18"/>
-        </w:rPr>
-        <w:t xml:space="preserve">      templates/           # HTML dashboard template</w:t>
-      </w:r>
-    </w:p>
-    <w:p>
-      <w:pPr>
-        <w:pBdr>
-          <w:left w:val="single" w:color="1F6F54" w:sz="18" w:space="6"/>
-        </w:pBdr>
-        <w:shd w:fill="F4F4F4" w:color="auto" w:val="clear"/>
-        <w:spacing w:after="0" w:before="0" w:line="252"/>
-      </w:pPr>
-      <w:r>
-        <w:rPr>
-          <w:rFonts w:ascii="Consolas" w:cs="Consolas" w:eastAsia="Consolas" w:hAnsi="Consolas"/>
-          <w:color w:val="24292E"/>
-          <w:sz w:val="18"/>
-          <w:szCs w:val="18"/>
-        </w:rPr>
-        <w:t xml:space="preserve">    orchestrator/          # Collect (зэрэгцээ scan + ScannerRun) + Process (normalize/dedup/score)</w:t>
-      </w:r>
-    </w:p>
-    <w:p>
-      <w:pPr>
-        <w:pBdr>
-          <w:left w:val="single" w:color="1F6F54" w:sz="18" w:space="6"/>
-        </w:pBdr>
-        <w:shd w:fill="F4F4F4" w:color="auto" w:val="clear"/>
-        <w:spacing w:after="0" w:before="0" w:line="252"/>
-      </w:pPr>
-      <w:r>
-        <w:rPr>
-          <w:rFonts w:ascii="Consolas" w:cs="Consolas" w:eastAsia="Consolas" w:hAnsi="Consolas"/>
-          <w:color w:val="24292E"/>
-          <w:sz w:val="18"/>
-          <w:szCs w:val="18"/>
-        </w:rPr>
-        <w:t xml:space="preserve">    audit/                 # audit log, result hash</w:t>
-      </w:r>
-    </w:p>
-    <w:p>
-      <w:pPr>
-        <w:pBdr>
-          <w:left w:val="single" w:color="1F6F54" w:sz="18" w:space="6"/>
-        </w:pBdr>
-        <w:shd w:fill="F4F4F4" w:color="auto" w:val="clear"/>
-        <w:spacing w:after="0" w:before="0" w:line="252"/>
-      </w:pPr>
-      <w:r>
-        <w:rPr>
-          <w:rFonts w:ascii="Consolas" w:cs="Consolas" w:eastAsia="Consolas" w:hAnsi="Consolas"/>
-          <w:color w:val="24292E"/>
-          <w:sz w:val="18"/>
-          <w:szCs w:val="18"/>
-        </w:rPr>
-        <w:t xml:space="preserve">    config/                # config.yaml loader</w:t>
-      </w:r>
-    </w:p>
-    <w:p>
-      <w:pPr>
-        <w:pBdr>
-          <w:left w:val="single" w:color="1F6F54" w:sz="18" w:space="6"/>
-        </w:pBdr>
-        <w:shd w:fill="F4F4F4" w:color="auto" w:val="clear"/>
-        <w:spacing w:after="0" w:before="0" w:line="252"/>
-      </w:pPr>
-      <w:r>
-        <w:rPr>
-          <w:rFonts w:ascii="Consolas" w:cs="Consolas" w:eastAsia="Consolas" w:hAnsi="Consolas"/>
-          <w:color w:val="24292E"/>
-          <w:sz w:val="18"/>
-          <w:szCs w:val="18"/>
-        </w:rPr>
-        <w:t xml:space="preserve">  schema/</w:t>
-      </w:r>
-    </w:p>
-    <w:p>
-      <w:pPr>
-        <w:pBdr>
-          <w:left w:val="single" w:color="1F6F54" w:sz="18" w:space="6"/>
-        </w:pBdr>
-        <w:shd w:fill="F4F4F4" w:color="auto" w:val="clear"/>
-        <w:spacing w:after="0" w:before="0" w:line="252"/>
-      </w:pPr>
-      <w:r>
-        <w:rPr>
-          <w:rFonts w:ascii="Consolas" w:cs="Consolas" w:eastAsia="Consolas" w:hAnsi="Consolas"/>
-          <w:color w:val="24292E"/>
-          <w:sz w:val="18"/>
-          <w:szCs w:val="18"/>
-        </w:rPr>
-        <w:t xml:space="preserve">    finding.schema.json    # Unified Finding JSON Schema</w:t>
-      </w:r>
-    </w:p>
-    <w:p>
-      <w:pPr>
-        <w:pBdr>
-          <w:left w:val="single" w:color="1F6F54" w:sz="18" w:space="6"/>
-        </w:pBdr>
-        <w:shd w:fill="F4F4F4" w:color="auto" w:val="clear"/>
-        <w:spacing w:after="0" w:before="0" w:line="252"/>
-      </w:pPr>
-      <w:r>
-        <w:rPr>
-          <w:rFonts w:ascii="Consolas" w:cs="Consolas" w:eastAsia="Consolas" w:hAnsi="Consolas"/>
-          <w:color w:val="24292E"/>
-          <w:sz w:val="18"/>
-          <w:szCs w:val="18"/>
-        </w:rPr>
-        <w:t xml:space="preserve">    canonical-controls.yaml# canonical control registry (эх сурвалж)</w:t>
+        <w:t xml:space="preserve">    cli/                     # scan · report · gate · diff · doctor · verify-lab · version (stdlib flag)</w:t>
+      </w:r>
+    </w:p>
+    <w:p>
+      <w:pPr>
+        <w:pBdr>
+          <w:left w:val="single" w:color="1F6F54" w:sz="18" w:space="6"/>
+        </w:pBdr>
+        <w:shd w:fill="F4F4F4" w:color="auto" w:val="clear"/>
+        <w:spacing w:after="0" w:before="0" w:line="252"/>
+      </w:pPr>
+      <w:r>
+        <w:rPr>
+          <w:rFonts w:ascii="Consolas" w:cs="Consolas" w:eastAsia="Consolas" w:hAnsi="Consolas"/>
+          <w:color w:val="24292E"/>
+          <w:sz w:val="18"/>
+          <w:szCs w:val="18"/>
+        </w:rPr>
+        <w:t xml:space="preserve">    orchestrator/            # Collect (зэрэгцээ scan + ScannerRun) · Process (normalize→rollup→dedup→blind-shot→risk)</w:t>
+      </w:r>
+    </w:p>
+    <w:p>
+      <w:pPr>
+        <w:pBdr>
+          <w:left w:val="single" w:color="1F6F54" w:sz="18" w:space="6"/>
+        </w:pBdr>
+        <w:shd w:fill="F4F4F4" w:color="auto" w:val="clear"/>
+        <w:spacing w:after="0" w:before="0" w:line="252"/>
+      </w:pPr>
+      <w:r>
+        <w:rPr>
+          <w:rFonts w:ascii="Consolas" w:cs="Consolas" w:eastAsia="Consolas" w:hAnsi="Consolas"/>
+          <w:color w:val="24292E"/>
+          <w:sz w:val="18"/>
+          <w:szCs w:val="18"/>
+        </w:rPr>
+        <w:t xml:space="preserve">    scanner/                 # ScannerAdapter interface (adapter.go) + toolexec/ (CLI дуудлага)</w:t>
+      </w:r>
+    </w:p>
+    <w:p>
+      <w:pPr>
+        <w:pBdr>
+          <w:left w:val="single" w:color="1F6F54" w:sz="18" w:space="6"/>
+        </w:pBdr>
+        <w:shd w:fill="F4F4F4" w:color="auto" w:val="clear"/>
+        <w:spacing w:after="0" w:before="0" w:line="252"/>
+      </w:pPr>
+      <w:r>
+        <w:rPr>
+          <w:rFonts w:ascii="Consolas" w:cs="Consolas" w:eastAsia="Consolas" w:hAnsi="Consolas"/>
+          <w:color w:val="24292E"/>
+          <w:sz w:val="18"/>
+          <w:szCs w:val="18"/>
+        </w:rPr>
+        <w:t xml:space="preserve">      trivy/  kubescape/  checkov/  popeye/</w:t>
+      </w:r>
+    </w:p>
+    <w:p>
+      <w:pPr>
+        <w:pBdr>
+          <w:left w:val="single" w:color="1F6F54" w:sz="18" w:space="6"/>
+        </w:pBdr>
+        <w:shd w:fill="F4F4F4" w:color="auto" w:val="clear"/>
+        <w:spacing w:after="0" w:before="0" w:line="252"/>
+      </w:pPr>
+      <w:r>
+        <w:rPr>
+          <w:rFonts w:ascii="Consolas" w:cs="Consolas" w:eastAsia="Consolas" w:hAnsi="Consolas"/>
+          <w:color w:val="24292E"/>
+          <w:sz w:val="18"/>
+          <w:szCs w:val="18"/>
+        </w:rPr>
+        <w:t xml:space="preserve">    normalizer/              # scanner-ийн түүхий гаралт → Unified Finding</w:t>
+      </w:r>
+    </w:p>
+    <w:p>
+      <w:pPr>
+        <w:pBdr>
+          <w:left w:val="single" w:color="1F6F54" w:sz="18" w:space="6"/>
+        </w:pBdr>
+        <w:shd w:fill="F4F4F4" w:color="auto" w:val="clear"/>
+        <w:spacing w:after="0" w:before="0" w:line="252"/>
+      </w:pPr>
+      <w:r>
+        <w:rPr>
+          <w:rFonts w:ascii="Consolas" w:cs="Consolas" w:eastAsia="Consolas" w:hAnsi="Consolas"/>
+          <w:color w:val="24292E"/>
+          <w:sz w:val="18"/>
+          <w:szCs w:val="18"/>
+        </w:rPr>
+        <w:t xml:space="preserve">    canonical/               # canonical-controls.yaml ачаалах, rule ID → TATAR-* зураглал, Resolver</w:t>
+      </w:r>
+    </w:p>
+    <w:p>
+      <w:pPr>
+        <w:pBdr>
+          <w:left w:val="single" w:color="1F6F54" w:sz="18" w:space="6"/>
+        </w:pBdr>
+        <w:shd w:fill="F4F4F4" w:color="auto" w:val="clear"/>
+        <w:spacing w:after="0" w:before="0" w:line="252"/>
+      </w:pPr>
+      <w:r>
+        <w:rPr>
+          <w:rFonts w:ascii="Consolas" w:cs="Consolas" w:eastAsia="Consolas" w:hAnsi="Consolas"/>
+          <w:color w:val="24292E"/>
+          <w:sz w:val="18"/>
+          <w:szCs w:val="18"/>
+        </w:rPr>
+        <w:t xml:space="preserve">    rollup/                  # Pod хэмжээний finding → эзэмшигч controller (dedup-аас ӨМНӨ)</w:t>
+      </w:r>
+    </w:p>
+    <w:p>
+      <w:pPr>
+        <w:pBdr>
+          <w:left w:val="single" w:color="1F6F54" w:sz="18" w:space="6"/>
+        </w:pBdr>
+        <w:shd w:fill="F4F4F4" w:color="auto" w:val="clear"/>
+        <w:spacing w:after="0" w:before="0" w:line="252"/>
+      </w:pPr>
+      <w:r>
+        <w:rPr>
+          <w:rFonts w:ascii="Consolas" w:cs="Consolas" w:eastAsia="Consolas" w:hAnsi="Consolas"/>
+          <w:color w:val="24292E"/>
+          <w:sz w:val="18"/>
+          <w:szCs w:val="18"/>
+        </w:rPr>
+        <w:t xml:space="preserve">    dedup/                   # canonical+resource+namespace-аар нэгтгэх, found_by нэгдэл</w:t>
+      </w:r>
+    </w:p>
+    <w:p>
+      <w:pPr>
+        <w:pBdr>
+          <w:left w:val="single" w:color="1F6F54" w:sz="18" w:space="6"/>
+        </w:pBdr>
+        <w:shd w:fill="F4F4F4" w:color="auto" w:val="clear"/>
+        <w:spacing w:after="0" w:before="0" w:line="252"/>
+      </w:pPr>
+      <w:r>
+        <w:rPr>
+          <w:rFonts w:ascii="Consolas" w:cs="Consolas" w:eastAsia="Consolas" w:hAnsi="Consolas"/>
+          <w:color w:val="24292E"/>
+          <w:sz w:val="18"/>
+          <w:szCs w:val="18"/>
+        </w:rPr>
+        <w:t xml:space="preserve">    blindshot/               # контекст дүрмээр severity downgrade (устгахгүй, тэмдэглэнэ)</w:t>
+      </w:r>
+    </w:p>
+    <w:p>
+      <w:pPr>
+        <w:pBdr>
+          <w:left w:val="single" w:color="1F6F54" w:sz="18" w:space="6"/>
+        </w:pBdr>
+        <w:shd w:fill="F4F4F4" w:color="auto" w:val="clear"/>
+        <w:spacing w:after="0" w:before="0" w:line="252"/>
+      </w:pPr>
+      <w:r>
+        <w:rPr>
+          <w:rFonts w:ascii="Consolas" w:cs="Consolas" w:eastAsia="Consolas" w:hAnsi="Consolas"/>
+          <w:color w:val="24292E"/>
+          <w:sz w:val="18"/>
+          <w:szCs w:val="18"/>
+        </w:rPr>
+        <w:t xml:space="preserve">    risk/                    # severity normalize, risk_factors, cluster оноо ба breakdown</w:t>
+      </w:r>
+    </w:p>
+    <w:p>
+      <w:pPr>
+        <w:pBdr>
+          <w:left w:val="single" w:color="1F6F54" w:sz="18" w:space="6"/>
+        </w:pBdr>
+        <w:shd w:fill="F4F4F4" w:color="auto" w:val="clear"/>
+        <w:spacing w:after="0" w:before="0" w:line="252"/>
+      </w:pPr>
+      <w:r>
+        <w:rPr>
+          <w:rFonts w:ascii="Consolas" w:cs="Consolas" w:eastAsia="Consolas" w:hAnsi="Consolas"/>
+          <w:color w:val="24292E"/>
+          <w:sz w:val="18"/>
+          <w:szCs w:val="18"/>
+        </w:rPr>
+        <w:t xml:space="preserve">    diff/                    # хоёр scan-result.json-ыг тулгах (trending, scanner coverage)</w:t>
+      </w:r>
+    </w:p>
+    <w:p>
+      <w:pPr>
+        <w:pBdr>
+          <w:left w:val="single" w:color="1F6F54" w:sz="18" w:space="6"/>
+        </w:pBdr>
+        <w:shd w:fill="F4F4F4" w:color="auto" w:val="clear"/>
+        <w:spacing w:after="0" w:before="0" w:line="252"/>
+      </w:pPr>
+      <w:r>
+        <w:rPr>
+          <w:rFonts w:ascii="Consolas" w:cs="Consolas" w:eastAsia="Consolas" w:hAnsi="Consolas"/>
+          <w:color w:val="24292E"/>
+          <w:sz w:val="18"/>
+          <w:szCs w:val="18"/>
+        </w:rPr>
+        <w:t xml:space="preserve">    policy/                  # .tatar-kuber.yaml: fail_on · min_score · suppress (expires-тэй)</w:t>
+      </w:r>
+    </w:p>
+    <w:p>
+      <w:pPr>
+        <w:pBdr>
+          <w:left w:val="single" w:color="1F6F54" w:sz="18" w:space="6"/>
+        </w:pBdr>
+        <w:shd w:fill="F4F4F4" w:color="auto" w:val="clear"/>
+        <w:spacing w:after="0" w:before="0" w:line="252"/>
+      </w:pPr>
+      <w:r>
+        <w:rPr>
+          <w:rFonts w:ascii="Consolas" w:cs="Consolas" w:eastAsia="Consolas" w:hAnsi="Consolas"/>
+          <w:color w:val="24292E"/>
+          <w:sz w:val="18"/>
+          <w:szCs w:val="18"/>
+        </w:rPr>
+        <w:t xml:space="preserve">    finding/                 # Unified Finding / ScanResult бүтэц, StableID, severity зэрэглэл</w:t>
+      </w:r>
+    </w:p>
+    <w:p>
+      <w:pPr>
+        <w:pBdr>
+          <w:left w:val="single" w:color="1F6F54" w:sz="18" w:space="6"/>
+        </w:pBdr>
+        <w:shd w:fill="F4F4F4" w:color="auto" w:val="clear"/>
+        <w:spacing w:after="0" w:before="0" w:line="252"/>
+      </w:pPr>
+      <w:r>
+        <w:rPr>
+          <w:rFonts w:ascii="Consolas" w:cs="Consolas" w:eastAsia="Consolas" w:hAnsi="Consolas"/>
+          <w:color w:val="24292E"/>
+          <w:sz w:val="18"/>
+          <w:szCs w:val="18"/>
+        </w:rPr>
+        <w:t xml:space="preserve">    report/json/  report/sarif/  report/html/</w:t>
+      </w:r>
+    </w:p>
+    <w:p>
+      <w:pPr>
+        <w:pBdr>
+          <w:left w:val="single" w:color="1F6F54" w:sz="18" w:space="6"/>
+        </w:pBdr>
+        <w:shd w:fill="F4F4F4" w:color="auto" w:val="clear"/>
+        <w:spacing w:after="0" w:before="0" w:line="252"/>
+      </w:pPr>
+      <w:r>
+        <w:rPr>
+          <w:rFonts w:ascii="Consolas" w:cs="Consolas" w:eastAsia="Consolas" w:hAnsi="Consolas"/>
+          <w:color w:val="24292E"/>
+          <w:sz w:val="18"/>
+          <w:szCs w:val="18"/>
+        </w:rPr>
+        <w:t xml:space="preserve">  pkg/schema/tatar-schema-v1.json   # Unified Finding JSON Schema (нийтийн)</w:t>
+      </w:r>
+    </w:p>
+    <w:p>
+      <w:pPr>
+        <w:pBdr>
+          <w:left w:val="single" w:color="1F6F54" w:sz="18" w:space="6"/>
+        </w:pBdr>
+        <w:shd w:fill="F4F4F4" w:color="auto" w:val="clear"/>
+        <w:spacing w:after="0" w:before="0" w:line="252"/>
+      </w:pPr>
+      <w:r>
+        <w:rPr>
+          <w:rFonts w:ascii="Consolas" w:cs="Consolas" w:eastAsia="Consolas" w:hAnsi="Consolas"/>
+          <w:color w:val="24292E"/>
+          <w:sz w:val="18"/>
+          <w:szCs w:val="18"/>
+        </w:rPr>
+        <w:t xml:space="preserve">  schema/canonical-controls.yaml    # canonical control registry — бүтээгдэхүүний ГОЛ ХӨРӨНГӨ</w:t>
+      </w:r>
+    </w:p>
+    <w:p>
+      <w:pPr>
+        <w:pBdr>
+          <w:left w:val="single" w:color="1F6F54" w:sz="18" w:space="6"/>
+        </w:pBdr>
+        <w:shd w:fill="F4F4F4" w:color="auto" w:val="clear"/>
+        <w:spacing w:after="0" w:before="0" w:line="252"/>
+      </w:pPr>
+      <w:r>
+        <w:rPr>
+          <w:rFonts w:ascii="Consolas" w:cs="Consolas" w:eastAsia="Consolas" w:hAnsi="Consolas"/>
+          <w:color w:val="24292E"/>
+          <w:sz w:val="18"/>
+          <w:szCs w:val="18"/>
+        </w:rPr>
+        <w:t xml:space="preserve">  examples/</w:t>
+      </w:r>
+    </w:p>
+    <w:p>
+      <w:pPr>
+        <w:pBdr>
+          <w:left w:val="single" w:color="1F6F54" w:sz="18" w:space="6"/>
+        </w:pBdr>
+        <w:shd w:fill="F4F4F4" w:color="auto" w:val="clear"/>
+        <w:spacing w:after="0" w:before="0" w:line="252"/>
+      </w:pPr>
+      <w:r>
+        <w:rPr>
+          <w:rFonts w:ascii="Consolas" w:cs="Consolas" w:eastAsia="Consolas" w:hAnsi="Consolas"/>
+          <w:color w:val="24292E"/>
+          <w:sz w:val="18"/>
+          <w:szCs w:val="18"/>
+        </w:rPr>
+        <w:t xml:space="preserve">    demo/                    # хөлдөөсөн бодит scanner гаралт (golden корпусын оролт)</w:t>
+      </w:r>
+    </w:p>
+    <w:p>
+      <w:pPr>
+        <w:pBdr>
+          <w:left w:val="single" w:color="1F6F54" w:sz="18" w:space="6"/>
+        </w:pBdr>
+        <w:shd w:fill="F4F4F4" w:color="auto" w:val="clear"/>
+        <w:spacing w:after="0" w:before="0" w:line="252"/>
+      </w:pPr>
+      <w:r>
+        <w:rPr>
+          <w:rFonts w:ascii="Consolas" w:cs="Consolas" w:eastAsia="Consolas" w:hAnsi="Consolas"/>
+          <w:color w:val="24292E"/>
+          <w:sz w:val="18"/>
+          <w:szCs w:val="18"/>
+        </w:rPr>
+        <w:t xml:space="preserve">    vulnerable/              # зориудаар эмзэг манифестууд (kind cluster-т deploy хийгддэг)</w:t>
+      </w:r>
+    </w:p>
+    <w:p>
+      <w:pPr>
+        <w:pBdr>
+          <w:left w:val="single" w:color="1F6F54" w:sz="18" w:space="6"/>
+        </w:pBdr>
+        <w:shd w:fill="F4F4F4" w:color="auto" w:val="clear"/>
+        <w:spacing w:after="0" w:before="0" w:line="252"/>
+      </w:pPr>
+      <w:r>
+        <w:rPr>
+          <w:rFonts w:ascii="Consolas" w:cs="Consolas" w:eastAsia="Consolas" w:hAnsi="Consolas"/>
+          <w:color w:val="24292E"/>
+          <w:sz w:val="18"/>
+          <w:szCs w:val="18"/>
+        </w:rPr>
+        <w:t xml:space="preserve">    report/                  # нийтлэгдсэн жишээ тайлан (GitHub Pages)</w:t>
+      </w:r>
+    </w:p>
+    <w:p>
+      <w:pPr>
+        <w:pBdr>
+          <w:left w:val="single" w:color="1F6F54" w:sz="18" w:space="6"/>
+        </w:pBdr>
+        <w:shd w:fill="F4F4F4" w:color="auto" w:val="clear"/>
+        <w:spacing w:after="0" w:before="0" w:line="252"/>
+      </w:pPr>
+      <w:r>
+        <w:rPr>
+          <w:rFonts w:ascii="Consolas" w:cs="Consolas" w:eastAsia="Consolas" w:hAnsi="Consolas"/>
+          <w:color w:val="24292E"/>
+          <w:sz w:val="18"/>
+          <w:szCs w:val="18"/>
+        </w:rPr>
+        <w:t xml:space="preserve">  testdata/</w:t>
+      </w:r>
+    </w:p>
+    <w:p>
+      <w:pPr>
+        <w:pBdr>
+          <w:left w:val="single" w:color="1F6F54" w:sz="18" w:space="6"/>
+        </w:pBdr>
+        <w:shd w:fill="F4F4F4" w:color="auto" w:val="clear"/>
+        <w:spacing w:after="0" w:before="0" w:line="252"/>
+      </w:pPr>
+      <w:r>
+        <w:rPr>
+          <w:rFonts w:ascii="Consolas" w:cs="Consolas" w:eastAsia="Consolas" w:hAnsi="Consolas"/>
+          <w:color w:val="24292E"/>
+          <w:sz w:val="18"/>
+          <w:szCs w:val="18"/>
+        </w:rPr>
+        <w:t xml:space="preserve">    golden/demo.json         # бүтэн pipeline-ийн хөлдөөсөн үр дүн (зураглалын золиос корпус)</w:t>
+      </w:r>
+    </w:p>
+    <w:p>
+      <w:pPr>
+        <w:pBdr>
+          <w:left w:val="single" w:color="1F6F54" w:sz="18" w:space="6"/>
+        </w:pBdr>
+        <w:shd w:fill="F4F4F4" w:color="auto" w:val="clear"/>
+        <w:spacing w:after="0" w:before="0" w:line="252"/>
+      </w:pPr>
+      <w:r>
+        <w:rPr>
+          <w:rFonts w:ascii="Consolas" w:cs="Consolas" w:eastAsia="Consolas" w:hAnsi="Consolas"/>
+          <w:color w:val="24292E"/>
+          <w:sz w:val="18"/>
+          <w:szCs w:val="18"/>
+        </w:rPr>
+        <w:t xml:space="preserve">    checkov/ kubescape/ popeye/ lab/   # adapter тус бүрийн fixture</w:t>
       </w:r>
     </w:p>
     <w:p>
@@ -697,115 +715,97 @@
           <w:sz w:val="18"/>
           <w:szCs w:val="18"/>
         </w:rPr>
-        <w:t xml:space="preserve">    least-privilege-clusterrole.yaml</w:t>
-      </w:r>
-    </w:p>
-    <w:p>
-      <w:pPr>
-        <w:pBdr>
-          <w:left w:val="single" w:color="1F6F54" w:sz="18" w:space="6"/>
-        </w:pBdr>
-        <w:shd w:fill="F4F4F4" w:color="auto" w:val="clear"/>
-        <w:spacing w:after="0" w:before="0" w:line="252"/>
-      </w:pPr>
-      <w:r>
-        <w:rPr>
-          <w:rFonts w:ascii="Consolas" w:cs="Consolas" w:eastAsia="Consolas" w:hAnsi="Consolas"/>
-          <w:color w:val="24292E"/>
-          <w:sz w:val="18"/>
-          <w:szCs w:val="18"/>
-        </w:rPr>
-        <w:t xml:space="preserve">    *.md                   # энэ 6 engineering баримт</w:t>
-      </w:r>
-    </w:p>
-    <w:p>
-      <w:pPr>
-        <w:pBdr>
-          <w:left w:val="single" w:color="1F6F54" w:sz="18" w:space="6"/>
-        </w:pBdr>
-        <w:shd w:fill="F4F4F4" w:color="auto" w:val="clear"/>
-        <w:spacing w:after="0" w:before="0" w:line="252"/>
-      </w:pPr>
-      <w:r>
-        <w:rPr>
-          <w:rFonts w:ascii="Consolas" w:cs="Consolas" w:eastAsia="Consolas" w:hAnsi="Consolas"/>
-          <w:color w:val="24292E"/>
-          <w:sz w:val="18"/>
-          <w:szCs w:val="18"/>
-        </w:rPr>
-        <w:t xml:space="preserve">  tests/</w:t>
-      </w:r>
-    </w:p>
-    <w:p>
-      <w:pPr>
-        <w:pBdr>
-          <w:left w:val="single" w:color="1F6F54" w:sz="18" w:space="6"/>
-        </w:pBdr>
-        <w:shd w:fill="F4F4F4" w:color="auto" w:val="clear"/>
-        <w:spacing w:after="0" w:before="0" w:line="252"/>
-      </w:pPr>
-      <w:r>
-        <w:rPr>
-          <w:rFonts w:ascii="Consolas" w:cs="Consolas" w:eastAsia="Consolas" w:hAnsi="Consolas"/>
-          <w:color w:val="24292E"/>
-          <w:sz w:val="18"/>
-          <w:szCs w:val="18"/>
-        </w:rPr>
-        <w:t xml:space="preserve">    fixtures/              # scanner raw гаралтын дээж</w:t>
-      </w:r>
-    </w:p>
-    <w:p>
-      <w:pPr>
-        <w:pBdr>
-          <w:left w:val="single" w:color="1F6F54" w:sz="18" w:space="6"/>
-        </w:pBdr>
-        <w:shd w:fill="F4F4F4" w:color="auto" w:val="clear"/>
-        <w:spacing w:after="0" w:before="0" w:line="252"/>
-      </w:pPr>
-      <w:r>
-        <w:rPr>
-          <w:rFonts w:ascii="Consolas" w:cs="Consolas" w:eastAsia="Consolas" w:hAnsi="Consolas"/>
-          <w:color w:val="24292E"/>
-          <w:sz w:val="18"/>
-          <w:szCs w:val="18"/>
-        </w:rPr>
-        <w:t xml:space="preserve">    e2e/</w:t>
-      </w:r>
-    </w:p>
-    <w:p>
-      <w:pPr>
-        <w:pBdr>
-          <w:left w:val="single" w:color="1F6F54" w:sz="18" w:space="6"/>
-        </w:pBdr>
-        <w:shd w:fill="F4F4F4" w:color="auto" w:val="clear"/>
-        <w:spacing w:after="0" w:before="0" w:line="252"/>
-      </w:pPr>
-      <w:r>
-        <w:rPr>
-          <w:rFonts w:ascii="Consolas" w:cs="Consolas" w:eastAsia="Consolas" w:hAnsi="Consolas"/>
-          <w:color w:val="24292E"/>
-          <w:sz w:val="18"/>
-          <w:szCs w:val="18"/>
-        </w:rPr>
-        <w:t xml:space="preserve">  Makefile</w:t>
-      </w:r>
-    </w:p>
-    <w:p>
-      <w:pPr>
-        <w:pBdr>
-          <w:left w:val="single" w:color="1F6F54" w:sz="18" w:space="6"/>
-        </w:pBdr>
-        <w:shd w:fill="F4F4F4" w:color="auto" w:val="clear"/>
-        <w:spacing w:after="0" w:before="0" w:line="252"/>
-      </w:pPr>
-      <w:r>
-        <w:rPr>
-          <w:rFonts w:ascii="Consolas" w:cs="Consolas" w:eastAsia="Consolas" w:hAnsi="Consolas"/>
-          <w:color w:val="24292E"/>
-          <w:sz w:val="18"/>
-          <w:szCs w:val="18"/>
-        </w:rPr>
-        <w:t xml:space="preserve">  go.mod</w:t>
+        <w:t xml:space="preserve">    0*.docx                  # энэ 6 инженерийн баримт</w:t>
+      </w:r>
+    </w:p>
+    <w:p>
+      <w:pPr>
+        <w:pBdr>
+          <w:left w:val="single" w:color="1F6F54" w:sz="18" w:space="6"/>
+        </w:pBdr>
+        <w:shd w:fill="F4F4F4" w:color="auto" w:val="clear"/>
+        <w:spacing w:after="0" w:before="0" w:line="252"/>
+      </w:pPr>
+      <w:r>
+        <w:rPr>
+          <w:rFonts w:ascii="Consolas" w:cs="Consolas" w:eastAsia="Consolas" w:hAnsi="Consolas"/>
+          <w:color w:val="24292E"/>
+          <w:sz w:val="18"/>
+          <w:szCs w:val="18"/>
+        </w:rPr>
+        <w:t xml:space="preserve">    coverage.md              # ҮҮСГЭСЭН: control × scanner матриц (TestCoverageDoc барина)</w:t>
+      </w:r>
+    </w:p>
+    <w:p>
+      <w:pPr>
+        <w:pBdr>
+          <w:left w:val="single" w:color="1F6F54" w:sz="18" w:space="6"/>
+        </w:pBdr>
+        <w:shd w:fill="F4F4F4" w:color="auto" w:val="clear"/>
+        <w:spacing w:after="0" w:before="0" w:line="252"/>
+      </w:pPr>
+      <w:r>
+        <w:rPr>
+          <w:rFonts w:ascii="Consolas" w:cs="Consolas" w:eastAsia="Consolas" w:hAnsi="Consolas"/>
+          <w:color w:val="24292E"/>
+          <w:sz w:val="18"/>
+          <w:szCs w:val="18"/>
+        </w:rPr>
+        <w:t xml:space="preserve">    releases/vX.Y.Z.md       # release notes-ийн ЭХ ХУВЬ (release-notes.yml тулгана)</w:t>
+      </w:r>
+    </w:p>
+    <w:p>
+      <w:pPr>
+        <w:pBdr>
+          <w:left w:val="single" w:color="1F6F54" w:sz="18" w:space="6"/>
+        </w:pBdr>
+        <w:shd w:fill="F4F4F4" w:color="auto" w:val="clear"/>
+        <w:spacing w:after="0" w:before="0" w:line="252"/>
+      </w:pPr>
+      <w:r>
+        <w:rPr>
+          <w:rFonts w:ascii="Consolas" w:cs="Consolas" w:eastAsia="Consolas" w:hAnsi="Consolas"/>
+          <w:color w:val="24292E"/>
+          <w:sz w:val="18"/>
+          <w:szCs w:val="18"/>
+        </w:rPr>
+        <w:t xml:space="preserve">    img/  MITRE_ATTACK.md  dedup-example.md</w:t>
+      </w:r>
+    </w:p>
+    <w:p>
+      <w:pPr>
+        <w:pBdr>
+          <w:left w:val="single" w:color="1F6F54" w:sz="18" w:space="6"/>
+        </w:pBdr>
+        <w:shd w:fill="F4F4F4" w:color="auto" w:val="clear"/>
+        <w:spacing w:after="0" w:before="0" w:line="252"/>
+      </w:pPr>
+      <w:r>
+        <w:rPr>
+          <w:rFonts w:ascii="Consolas" w:cs="Consolas" w:eastAsia="Consolas" w:hAnsi="Consolas"/>
+          <w:color w:val="24292E"/>
+          <w:sz w:val="18"/>
+          <w:szCs w:val="18"/>
+        </w:rPr>
+        <w:t xml:space="preserve">  deploy/least-privilege-clusterrole.yaml</w:t>
+      </w:r>
+    </w:p>
+    <w:p>
+      <w:pPr>
+        <w:pBdr>
+          <w:left w:val="single" w:color="1F6F54" w:sz="18" w:space="6"/>
+        </w:pBdr>
+        <w:shd w:fill="F4F4F4" w:color="auto" w:val="clear"/>
+        <w:spacing w:after="0" w:before="0" w:line="252"/>
+      </w:pPr>
+      <w:r>
+        <w:rPr>
+          <w:rFonts w:ascii="Consolas" w:cs="Consolas" w:eastAsia="Consolas" w:hAnsi="Consolas"/>
+          <w:color w:val="24292E"/>
+          <w:sz w:val="18"/>
+          <w:szCs w:val="18"/>
+        </w:rPr>
+        <w:t xml:space="preserve">  scripts/build.sh  scripts/validate_registry.py</w:t>
       </w:r>
     </w:p>
     <w:p>
@@ -823,7 +823,61 @@
           <w:sz w:val="18"/>
           <w:szCs w:val="18"/>
         </w:rPr>
-        <w:t xml:space="preserve">  .goreleaser.yaml</w:t>
+        <w:t xml:space="preserve">  .github/workflows/         # ci · real-cluster · static-scan · release · release-notes · pages · security-gate</w:t>
+      </w:r>
+    </w:p>
+    <w:p>
+      <w:pPr>
+        <w:pBdr>
+          <w:left w:val="single" w:color="1F6F54" w:sz="18" w:space="6"/>
+        </w:pBdr>
+        <w:shd w:fill="F4F4F4" w:color="auto" w:val="clear"/>
+        <w:spacing w:after="0" w:before="60" w:line="252"/>
+      </w:pPr>
+      <w:r>
+        <w:rPr>
+          <w:rFonts w:ascii="Consolas" w:cs="Consolas" w:eastAsia="Consolas" w:hAnsi="Consolas"/>
+          <w:color w:val="24292E"/>
+          <w:sz w:val="18"/>
+          <w:szCs w:val="18"/>
+        </w:rPr>
+        <w:t xml:space="preserve">  action.yml  install.sh  Dockerfile  Dockerfile.goreleaser</w:t>
+      </w:r>
+    </w:p>
+    <w:p>
+      <w:pPr>
+        <w:pBdr>
+          <w:left w:val="single" w:color="1F6F54" w:sz="18" w:space="6"/>
+        </w:pBdr>
+        <w:shd w:fill="F4F4F4" w:color="auto" w:val="clear"/>
+        <w:spacing w:after="0" w:before="60" w:line="252"/>
+      </w:pPr>
+      <w:r>
+        <w:rPr>
+          <w:rFonts w:ascii="Consolas" w:cs="Consolas" w:eastAsia="Consolas" w:hAnsi="Consolas"/>
+          <w:color w:val="24292E"/>
+          <w:sz w:val="18"/>
+          <w:szCs w:val="18"/>
+        </w:rPr>
+        <w:t xml:space="preserve">  .goreleaser.yaml  .gitattributes  .tatar-kuber.yaml.example</w:t>
+      </w:r>
+    </w:p>
+    <w:p>
+      <w:pPr>
+        <w:pBdr>
+          <w:left w:val="single" w:color="1F6F54" w:sz="18" w:space="6"/>
+        </w:pBdr>
+        <w:shd w:fill="F4F4F4" w:color="auto" w:val="clear"/>
+        <w:spacing w:after="0" w:before="60" w:line="252"/>
+      </w:pPr>
+      <w:r>
+        <w:rPr>
+          <w:rFonts w:ascii="Consolas" w:cs="Consolas" w:eastAsia="Consolas" w:hAnsi="Consolas"/>
+          <w:color w:val="24292E"/>
+          <w:sz w:val="18"/>
+          <w:szCs w:val="18"/>
+        </w:rPr>
+        <w:t xml:space="preserve">  go.mod                     # ганц хамаарал: gopkg.in/yaml.v3</w:t>
       </w:r>
     </w:p>
     <w:p>
@@ -887,7 +941,7 @@
                 <w:sz w:val="18"/>
                 <w:szCs w:val="18"/>
               </w:rPr>
-              <w:t xml:space="preserve">Модуль</w:t>
+              <w:t>Модуль</w:t>
             </w:r>
           </w:p>
         </w:tc>
@@ -915,7 +969,7 @@
                 <w:sz w:val="18"/>
                 <w:szCs w:val="18"/>
               </w:rPr>
-              <w:t xml:space="preserve">Хариуцлага</w:t>
+              <w:t>Хариуцлага</w:t>
             </w:r>
           </w:p>
         </w:tc>
@@ -945,7 +999,7 @@
                 <w:sz w:val="18"/>
                 <w:szCs w:val="18"/>
               </w:rPr>
-              <w:t xml:space="preserve">cli</w:t>
+              <w:t>cli</w:t>
             </w:r>
           </w:p>
         </w:tc>
@@ -973,7 +1027,7 @@
                 <w:sz w:val="18"/>
                 <w:szCs w:val="18"/>
               </w:rPr>
-              <w:t xml:space="preserve">Cobra командын тодорхойлолт, флаг parse, exit code.</w:t>
+              <w:t>stdlib flag дээрх командууд (cobra БИШ): scan · report · gate · diff · doctor · verify-lab · version. Флаг seman­tик, exit code.</w:t>
             </w:r>
           </w:p>
         </w:tc>
@@ -1003,7 +1057,7 @@
                 <w:sz w:val="18"/>
                 <w:szCs w:val="18"/>
               </w:rPr>
-              <w:t xml:space="preserve">orchestrator</w:t>
+              <w:t>orchestrator</w:t>
             </w:r>
           </w:p>
         </w:tc>
@@ -1031,7 +1085,7 @@
                 <w:sz w:val="18"/>
                 <w:szCs w:val="18"/>
               </w:rPr>
-              <w:t xml:space="preserve">Adapter-уудыг илрүүлж, зэрэгцээ ажиллуулж, partial failure зохицуулах.</w:t>
+              <w:t>Collect: adapter бүрийг зэрэг ажиллуулж ScannerRun бүртгэнэ. Process: normalize → rollup → dedup → blind-shot → risk → ScanResult.</w:t>
             </w:r>
           </w:p>
         </w:tc>
@@ -1061,7 +1115,7 @@
                 <w:sz w:val="18"/>
                 <w:szCs w:val="18"/>
               </w:rPr>
-              <w:t xml:space="preserve">scanner/*</w:t>
+              <w:t>scanner/*</w:t>
             </w:r>
           </w:p>
         </w:tc>
@@ -1089,7 +1143,7 @@
                 <w:sz w:val="18"/>
                 <w:szCs w:val="18"/>
               </w:rPr>
-              <w:t xml:space="preserve">Scanner тус бүрийн ScannerAdapter хэрэгжүүлэлт (Scan + Normalize).</w:t>
+              <w:t>Scanner тус бүрийн ScannerAdapter хэрэгжүүлэлт; toolexec нь CLI дуудлага, timeout, graceful degradation.</w:t>
             </w:r>
           </w:p>
         </w:tc>
@@ -1119,7 +1173,7 @@
                 <w:sz w:val="18"/>
                 <w:szCs w:val="18"/>
               </w:rPr>
-              <w:t xml:space="preserve">parser</w:t>
+              <w:t>normalizer</w:t>
             </w:r>
           </w:p>
         </w:tc>
@@ -1147,7 +1201,7 @@
                 <w:sz w:val="18"/>
                 <w:szCs w:val="18"/>
               </w:rPr>
-              <w:t xml:space="preserve">Raw JSON/SARIF-ийг scanner-specific дунд бүтэц болгох.</w:t>
+              <w:t>Scanner-ийн түүхий гаралтыг Unified Finding болгож, canonical зураглалыг тавина.</w:t>
             </w:r>
           </w:p>
         </w:tc>
@@ -1177,7 +1231,7 @@
                 <w:sz w:val="18"/>
                 <w:szCs w:val="18"/>
               </w:rPr>
-              <w:t xml:space="preserve">normalizer</w:t>
+              <w:t>canonical</w:t>
             </w:r>
           </w:p>
         </w:tc>
@@ -1205,7 +1259,7 @@
                 <w:sz w:val="18"/>
                 <w:szCs w:val="18"/>
               </w:rPr>
-              <w:t xml:space="preserve">Дунд бүтцийг Unified Finding болгож canonical-оор баяжуулах.</w:t>
+              <w:t>canonical-controls.yaml ачаалах, rule ID → TATAR-* зураглал, Resolver, зураглалгүй rule-ийн бүртгэл.</w:t>
             </w:r>
           </w:p>
         </w:tc>
@@ -1235,7 +1289,7 @@
                 <w:sz w:val="18"/>
                 <w:szCs w:val="18"/>
               </w:rPr>
-              <w:t xml:space="preserve">canonical</w:t>
+              <w:t>rollup</w:t>
             </w:r>
           </w:p>
         </w:tc>
@@ -1263,7 +1317,7 @@
                 <w:sz w:val="18"/>
                 <w:szCs w:val="18"/>
               </w:rPr>
-              <w:t xml:space="preserve">canonical-controls.yaml ачаалах, rule_id → canonical ID хайх.</w:t>
+              <w:t>Pod хэмжээний finding-ийг эзэмшигч controller руу зөөнө (dedup-аас ӨМНӨ). --no-rollup-аар болино.</w:t>
             </w:r>
           </w:p>
         </w:tc>
@@ -1293,7 +1347,7 @@
                 <w:sz w:val="18"/>
                 <w:szCs w:val="18"/>
               </w:rPr>
-              <w:t xml:space="preserve">dedup</w:t>
+              <w:t>dedup</w:t>
             </w:r>
           </w:p>
         </w:tc>
@@ -1321,7 +1375,7 @@
                 <w:sz w:val="18"/>
                 <w:szCs w:val="18"/>
               </w:rPr>
-              <w:t xml:space="preserve">canonical+resource+namespace-аар нэгтгэх, found_by/severity зохицуулах.</w:t>
+              <w:t>canonical+resource+namespace-аар нэгтгэх, found_by нэгдэл, батлагдлаас confidence.</w:t>
             </w:r>
           </w:p>
         </w:tc>
@@ -1351,7 +1405,7 @@
                 <w:sz w:val="18"/>
                 <w:szCs w:val="18"/>
               </w:rPr>
-              <w:t xml:space="preserve">blindshot</w:t>
+              <w:t>blindshot</w:t>
             </w:r>
           </w:p>
         </w:tc>
@@ -1379,7 +1433,7 @@
                 <w:sz w:val="18"/>
                 <w:szCs w:val="18"/>
               </w:rPr>
-              <w:t xml:space="preserve">Контекст дүрмээр severity downgrade (устгахгүй), шалтгаан тэмдэглэх.</w:t>
+              <w:t>Контекст дүрмээр severity downgrade — устгахгүй, original_severity хадгална.</w:t>
             </w:r>
           </w:p>
         </w:tc>
@@ -1409,7 +1463,7 @@
                 <w:sz w:val="18"/>
                 <w:szCs w:val="18"/>
               </w:rPr>
-              <w:t xml:space="preserve">scoring</w:t>
+              <w:t>risk</w:t>
             </w:r>
           </w:p>
         </w:tc>
@@ -1437,7 +1491,7 @@
                 <w:sz w:val="18"/>
                 <w:szCs w:val="18"/>
               </w:rPr>
-              <w:t xml:space="preserve">Severity normalize, per-finding penalty, cluster 0–100 оноо.</w:t>
+              <w:t>Severity normalize, finding тус бүрийн risk_factors, cluster оноо ба risk_breakdown.</w:t>
             </w:r>
           </w:p>
         </w:tc>
@@ -1467,7 +1521,7 @@
                 <w:sz w:val="18"/>
                 <w:szCs w:val="18"/>
               </w:rPr>
-              <w:t xml:space="preserve">report</w:t>
+              <w:t>diff</w:t>
             </w:r>
           </w:p>
         </w:tc>
@@ -1495,7 +1549,7 @@
                 <w:sz w:val="18"/>
                 <w:szCs w:val="18"/>
               </w:rPr>
-              <w:t xml:space="preserve">json/sarif/html гаргах. Тогтвортой ID-тай SARIF.</w:t>
+              <w:t>Хоёр ScanResult-ыг тогтвортой ID-гаар тулгах: шинэ/зассан/дордсон/сайжирсан + scanner coverage зөрүү.</w:t>
             </w:r>
           </w:p>
         </w:tc>
@@ -1525,7 +1579,7 @@
                 <w:sz w:val="18"/>
                 <w:szCs w:val="18"/>
               </w:rPr>
-              <w:t>orchestrator</w:t>
+              <w:t>policy</w:t>
             </w:r>
           </w:p>
         </w:tc>
@@ -1553,7 +1607,7 @@
                 <w:sz w:val="18"/>
                 <w:szCs w:val="18"/>
               </w:rPr>
-              <w:t>Collect: adapter бүрийг зэрэг ажиллуулж ScannerRun бүртгэнэ. Process: normalize -&gt; dedup -&gt; blind-shot -&gt; score -&gt; ScanResult.</w:t>
+              <w:t>.tatar-kuber.yaml ачаалах ба үнэлэх: fail_on, min_score, хугацаатай suppress, хуучирсан дүрмийн бүртгэл.</w:t>
             </w:r>
           </w:p>
         </w:tc>
@@ -1583,7 +1637,7 @@
                 <w:sz w:val="18"/>
                 <w:szCs w:val="18"/>
               </w:rPr>
-              <w:t xml:space="preserve">audit</w:t>
+              <w:t>finding</w:t>
             </w:r>
           </w:p>
         </w:tc>
@@ -1611,7 +1665,29 @@
                 <w:sz w:val="18"/>
                 <w:szCs w:val="18"/>
               </w:rPr>
-              <w:t xml:space="preserve">Scan metadata, result hash, өөрчлөгдөшгүй аудит лог.</w:t>
+              <w:t>Unified Finding ба ScanResult бүтэц, StableID, severity зэрэглэл — бусад бүх пакетын нийтлэг хэл.</w:t>
+            </w:r>
+          </w:p>
+        </w:tc>
+      </w:tr>
+      <w:tr>
+        <w:tc>
+          <w:tcPr>
+            <w:tcW w:type="dxa" w:w="1700"/>
+          </w:tcPr>
+          <w:p>
+            <w:r>
+              <w:t>report</w:t>
+            </w:r>
+          </w:p>
+        </w:tc>
+        <w:tc>
+          <w:tcPr>
+            <w:tcW w:type="dxa" w:w="7300"/>
+          </w:tcPr>
+          <w:p>
+            <w:r>
+              <w:t>json / sarif / html гаргах. SARIF нь тогтвортой partialFingerprints-тэй; HTML нь --lang дагаж хоёр хэлээр.</w:t>
             </w:r>
           </w:p>
         </w:tc>
@@ -1721,25 +1797,25 @@
           <w:sz w:val="18"/>
           <w:szCs w:val="18"/>
         </w:rPr>
-        <w:t xml:space="preserve">  → canonical (баяжуулах)</w:t>
-      </w:r>
-    </w:p>
-    <w:p>
-      <w:pPr>
-        <w:pBdr>
-          <w:left w:val="single" w:color="1F6F54" w:sz="18" w:space="6"/>
-        </w:pBdr>
-        <w:shd w:fill="F4F4F4" w:color="auto" w:val="clear"/>
-        <w:spacing w:after="0" w:before="0" w:line="252"/>
-      </w:pPr>
-      <w:r>
-        <w:rPr>
-          <w:rFonts w:ascii="Consolas" w:cs="Consolas" w:eastAsia="Consolas" w:hAnsi="Consolas"/>
-          <w:color w:val="24292E"/>
-          <w:sz w:val="18"/>
-          <w:szCs w:val="18"/>
-        </w:rPr>
-        <w:t xml:space="preserve">  → dedup.Deduplicate()</w:t>
+        <w:t xml:space="preserve">  → rollup.Apply()              → Pod → эзэмшигч controller (--no-rollup)</w:t>
+      </w:r>
+    </w:p>
+    <w:p>
+      <w:pPr>
+        <w:pBdr>
+          <w:left w:val="single" w:color="1F6F54" w:sz="18" w:space="6"/>
+        </w:pBdr>
+        <w:shd w:fill="F4F4F4" w:color="auto" w:val="clear"/>
+        <w:spacing w:after="0" w:before="0" w:line="252"/>
+      </w:pPr>
+      <w:r>
+        <w:rPr>
+          <w:rFonts w:ascii="Consolas" w:cs="Consolas" w:eastAsia="Consolas" w:hAnsi="Consolas"/>
+          <w:color w:val="24292E"/>
+          <w:sz w:val="18"/>
+          <w:szCs w:val="18"/>
+        </w:rPr>
+        <w:t xml:space="preserve">  → dedup.Deduplicate()         → нэг асуудал, found_by нэгдэл</w:t>
       </w:r>
     </w:p>
     <w:p>
@@ -1775,25 +1851,25 @@
           <w:sz w:val="18"/>
           <w:szCs w:val="18"/>
         </w:rPr>
-        <w:t xml:space="preserve">  → scoring.Score()             → per-finding penalty + cluster score</w:t>
-      </w:r>
-    </w:p>
-    <w:p>
-      <w:pPr>
-        <w:pBdr>
-          <w:left w:val="single" w:color="1F6F54" w:sz="18" w:space="6"/>
-        </w:pBdr>
-        <w:shd w:fill="F4F4F4" w:color="auto" w:val="clear"/>
-        <w:spacing w:after="0" w:before="0" w:line="252"/>
-      </w:pPr>
-      <w:r>
-        <w:rPr>
-          <w:rFonts w:ascii="Consolas" w:cs="Consolas" w:eastAsia="Consolas" w:hAnsi="Consolas"/>
-          <w:color w:val="24292E"/>
-          <w:sz w:val="18"/>
-          <w:szCs w:val="18"/>
-        </w:rPr>
-        <w:t xml:space="preserve">  → audit.Write() + scan-result.json</w:t>
+        <w:t xml:space="preserve">  → risk.ApplyScores()          → finding тус бүрийн penalty + cluster оноо</w:t>
+      </w:r>
+    </w:p>
+    <w:p>
+      <w:pPr>
+        <w:pBdr>
+          <w:left w:val="single" w:color="1F6F54" w:sz="18" w:space="6"/>
+        </w:pBdr>
+        <w:shd w:fill="F4F4F4" w:color="auto" w:val="clear"/>
+        <w:spacing w:after="0" w:before="0" w:line="252"/>
+      </w:pPr>
+      <w:r>
+        <w:rPr>
+          <w:rFonts w:ascii="Consolas" w:cs="Consolas" w:eastAsia="Consolas" w:hAnsi="Consolas"/>
+          <w:color w:val="24292E"/>
+          <w:sz w:val="18"/>
+          <w:szCs w:val="18"/>
+        </w:rPr>
+        <w:t xml:space="preserve">  → result_hash + scan-result.json (+ raw/ нотолгоо, --no-raw-аар болино)</w:t>
       </w:r>
     </w:p>
     <w:p>
@@ -1865,7 +1941,7 @@
           <w:sz w:val="18"/>
           <w:szCs w:val="18"/>
         </w:rPr>
-        <w:t xml:space="preserve">  → report.Render(json | sarif | html)</w:t>
+        <w:t xml:space="preserve">  → report.Render(json | sarif | html)   # --lang en|mn</w:t>
       </w:r>
     </w:p>
     <w:p>
@@ -1893,7 +1969,7 @@
         <w:rPr>
           <w:rFonts w:ascii="Calibri" w:cs="Calibri" w:eastAsia="Calibri" w:hAnsi="Calibri"/>
         </w:rPr>
-        <w:t xml:space="preserve">Single static binary, cross-platform. GoReleaser-ээр гурван платформд build хийнэ.</w:t>
+        <w:t>Single static binary, cross-platform. Хамаарал ганц (yaml.v3) тул build хурдан. Makefile БАЙХГҮЙ — командууд шууд.</w:t>
       </w:r>
     </w:p>
     <w:p>
@@ -1911,61 +1987,61 @@
           <w:sz w:val="18"/>
           <w:szCs w:val="18"/>
         </w:rPr>
-        <w:t xml:space="preserve">make build         # локал binary</w:t>
-      </w:r>
-    </w:p>
-    <w:p>
-      <w:pPr>
-        <w:pBdr>
-          <w:left w:val="single" w:color="1F6F54" w:sz="18" w:space="6"/>
-        </w:pBdr>
-        <w:shd w:fill="F4F4F4" w:color="auto" w:val="clear"/>
-        <w:spacing w:after="0" w:before="0" w:line="252"/>
-      </w:pPr>
-      <w:r>
-        <w:rPr>
-          <w:rFonts w:ascii="Consolas" w:cs="Consolas" w:eastAsia="Consolas" w:hAnsi="Consolas"/>
-          <w:color w:val="24292E"/>
-          <w:sz w:val="18"/>
-          <w:szCs w:val="18"/>
-        </w:rPr>
-        <w:t xml:space="preserve">make test          # unit + normalize fixture тестүүд</w:t>
-      </w:r>
-    </w:p>
-    <w:p>
-      <w:pPr>
-        <w:pBdr>
-          <w:left w:val="single" w:color="1F6F54" w:sz="18" w:space="6"/>
-        </w:pBdr>
-        <w:shd w:fill="F4F4F4" w:color="auto" w:val="clear"/>
-        <w:spacing w:after="0" w:before="0" w:line="252"/>
-      </w:pPr>
-      <w:r>
-        <w:rPr>
-          <w:rFonts w:ascii="Consolas" w:cs="Consolas" w:eastAsia="Consolas" w:hAnsi="Consolas"/>
-          <w:color w:val="24292E"/>
-          <w:sz w:val="18"/>
-          <w:szCs w:val="18"/>
-        </w:rPr>
-        <w:t xml:space="preserve">make lint          # golangci-lint</w:t>
-      </w:r>
-    </w:p>
-    <w:p>
-      <w:pPr>
-        <w:pBdr>
-          <w:left w:val="single" w:color="1F6F54" w:sz="18" w:space="6"/>
-        </w:pBdr>
-        <w:shd w:fill="F4F4F4" w:color="auto" w:val="clear"/>
-        <w:spacing w:after="0" w:before="0" w:line="252"/>
-      </w:pPr>
-      <w:r>
-        <w:rPr>
-          <w:rFonts w:ascii="Consolas" w:cs="Consolas" w:eastAsia="Consolas" w:hAnsi="Consolas"/>
-          <w:color w:val="24292E"/>
-          <w:sz w:val="18"/>
-          <w:szCs w:val="18"/>
-        </w:rPr>
-        <w:t xml:space="preserve">make release       # goreleaser: 3 платформ</w:t>
+        <w:t>./scripts/build.sh 1.0.3   # windows/linux/macos binary (ldflags-аар хувилбар)</w:t>
+      </w:r>
+    </w:p>
+    <w:p>
+      <w:pPr>
+        <w:pBdr>
+          <w:left w:val="single" w:color="1F6F54" w:sz="18" w:space="6"/>
+        </w:pBdr>
+        <w:shd w:fill="F4F4F4" w:color="auto" w:val="clear"/>
+        <w:spacing w:after="0" w:before="0" w:line="252"/>
+      </w:pPr>
+      <w:r>
+        <w:rPr>
+          <w:rFonts w:ascii="Consolas" w:cs="Consolas" w:eastAsia="Consolas" w:hAnsi="Consolas"/>
+          <w:color w:val="24292E"/>
+          <w:sz w:val="18"/>
+          <w:szCs w:val="18"/>
+        </w:rPr>
+        <w:t>go test ./...              # 17 пакет (golden корпус ба coverage матриц орно)</w:t>
+      </w:r>
+    </w:p>
+    <w:p>
+      <w:pPr>
+        <w:pBdr>
+          <w:left w:val="single" w:color="1F6F54" w:sz="18" w:space="6"/>
+        </w:pBdr>
+        <w:shd w:fill="F4F4F4" w:color="auto" w:val="clear"/>
+        <w:spacing w:after="0" w:before="0" w:line="252"/>
+      </w:pPr>
+      <w:r>
+        <w:rPr>
+          <w:rFonts w:ascii="Consolas" w:cs="Consolas" w:eastAsia="Consolas" w:hAnsi="Consolas"/>
+          <w:color w:val="24292E"/>
+          <w:sz w:val="18"/>
+          <w:szCs w:val="18"/>
+        </w:rPr>
+        <w:t>gofmt -l . &amp;&amp; go vet ./... # CI-д мөн govulncheck + gosec</w:t>
+      </w:r>
+    </w:p>
+    <w:p>
+      <w:pPr>
+        <w:pBdr>
+          <w:left w:val="single" w:color="1F6F54" w:sz="18" w:space="6"/>
+        </w:pBdr>
+        <w:shd w:fill="F4F4F4" w:color="auto" w:val="clear"/>
+        <w:spacing w:after="0" w:before="0" w:line="252"/>
+      </w:pPr>
+      <w:r>
+        <w:rPr>
+          <w:rFonts w:ascii="Consolas" w:cs="Consolas" w:eastAsia="Consolas" w:hAnsi="Consolas"/>
+          <w:color w:val="24292E"/>
+          <w:sz w:val="18"/>
+          <w:szCs w:val="18"/>
+        </w:rPr>
+        <w:t>git tag vX.Y.Z &amp;&amp; git push origin vX.Y.Z   # goreleaser автоматаар (Makefile БАЙХГҮЙ)</w:t>
       </w:r>
     </w:p>
     <w:p>
@@ -2119,7 +2195,7 @@
                 <w:sz w:val="18"/>
                 <w:szCs w:val="18"/>
               </w:rPr>
-              <w:t xml:space="preserve">Багц</w:t>
+              <w:t>Багц</w:t>
             </w:r>
           </w:p>
         </w:tc>
@@ -2147,7 +2223,7 @@
                 <w:sz w:val="18"/>
                 <w:szCs w:val="18"/>
               </w:rPr>
-              <w:t xml:space="preserve">Зорилго</w:t>
+              <w:t>Зорилго</w:t>
             </w:r>
           </w:p>
         </w:tc>
@@ -2177,7 +2253,7 @@
                 <w:sz w:val="18"/>
                 <w:szCs w:val="18"/>
               </w:rPr>
-              <w:t>(хамааралгүй)</w:t>
+              <w:t>gopkg.in/yaml.v3</w:t>
             </w:r>
           </w:p>
         </w:tc>
@@ -2205,7 +2281,7 @@
                 <w:sz w:val="18"/>
                 <w:szCs w:val="18"/>
               </w:rPr>
-              <w:t>v1-д k8s.io/client-go ХЭРЭГГҮЙ: cluster-т scanner CLI-ууд өөрсдөө холбогдоно, tatar-kuber зөвхөн тэдгээрийг зохион байгуулна. Go хамаарал: gopkg.in/yaml.v3 ГАНЦ.</w:t>
+              <w:t>ГАНЦ гуравдагч талын хамаарал: canonical-controls.yaml ба .tatar-kuber.yaml задлах.</w:t>
             </w:r>
           </w:p>
         </w:tc>
@@ -2235,7 +2311,7 @@
                 <w:sz w:val="18"/>
                 <w:szCs w:val="18"/>
               </w:rPr>
-              <w:t xml:space="preserve">spf13/cobra</w:t>
+              <w:t>stdlib: flag</w:t>
             </w:r>
           </w:p>
         </w:tc>
@@ -2263,7 +2339,7 @@
                 <w:sz w:val="18"/>
                 <w:szCs w:val="18"/>
               </w:rPr>
-              <w:t xml:space="preserve">CLI командын бүтэц</w:t>
+              <w:t>CLI бүтэц. cobra/viper ХЭРЭГЛЭДЭГГҮЙ — хамаарлыг хамгийн бага байлгах зорилготой.</w:t>
             </w:r>
           </w:p>
         </w:tc>
@@ -2293,7 +2369,7 @@
                 <w:sz w:val="18"/>
                 <w:szCs w:val="18"/>
               </w:rPr>
-              <w:t xml:space="preserve">spf13/viper</w:t>
+              <w:t>stdlib: html/template</w:t>
             </w:r>
           </w:p>
         </w:tc>
@@ -2321,7 +2397,7 @@
                 <w:sz w:val="18"/>
                 <w:szCs w:val="18"/>
               </w:rPr>
-              <w:t xml:space="preserve">config.yaml ачаалах</w:t>
+              <w:t>HTML dashboard. go.mod-д toolchain пиннэсэн нь escaper-ийн CVE зассан stdlib-ийг баталгаажуулна.</w:t>
             </w:r>
           </w:p>
         </w:tc>
@@ -2351,7 +2427,7 @@
                 <w:sz w:val="18"/>
                 <w:szCs w:val="18"/>
               </w:rPr>
-              <w:t xml:space="preserve">sigstore/cosign</w:t>
+              <w:t>stdlib: encoding/json</w:t>
             </w:r>
           </w:p>
         </w:tc>
@@ -2379,7 +2455,7 @@
                 <w:sz w:val="18"/>
                 <w:szCs w:val="18"/>
               </w:rPr>
-              <w:t xml:space="preserve">Scanner binary signature баталгаажуулах</w:t>
+              <w:t>Unified Finding, SARIF 2.1.0, scanner-ийн түүхий гаралт.</w:t>
             </w:r>
           </w:p>
         </w:tc>
@@ -2409,7 +2485,7 @@
                 <w:sz w:val="18"/>
                 <w:szCs w:val="18"/>
               </w:rPr>
-              <w:t xml:space="preserve">xeipuuv/gojsonschema</w:t>
+              <w:t>(хамааралгүй)</w:t>
             </w:r>
           </w:p>
         </w:tc>
@@ -2437,7 +2513,7 @@
                 <w:sz w:val="18"/>
                 <w:szCs w:val="18"/>
               </w:rPr>
-              <w:t xml:space="preserve">Unified Finding schema validation</w:t>
+              <w:t>k8s.io/client-go ХЭРЭГГҮЙ: cluster руу scanner CLI-ууд өөрсдөө холбогдоно.</w:t>
             </w:r>
           </w:p>
         </w:tc>
@@ -2467,7 +2543,7 @@
                 <w:sz w:val="18"/>
                 <w:szCs w:val="18"/>
               </w:rPr>
-              <w:t xml:space="preserve">html/template</w:t>
+              <w:t>(хамааралгүй)</w:t>
             </w:r>
           </w:p>
         </w:tc>
@@ -2495,7 +2571,7 @@
                 <w:sz w:val="18"/>
                 <w:szCs w:val="18"/>
               </w:rPr>
-              <w:t xml:space="preserve">HTML dashboard (стандарт сан)</w:t>
+              <w:t>cosign / gojsonschema ХЭРЭГЛЭДЭГГҮЙ. Scanner баталгаажуулалт нь update командтай хамт v2-т.</w:t>
             </w:r>
           </w:p>
         </w:tc>
@@ -2544,7 +2620,7 @@
         <w:rPr>
           <w:rFonts w:ascii="Calibri" w:cs="Calibri" w:eastAsia="Calibri" w:hAnsi="Calibri"/>
         </w:rPr>
-        <w:t xml:space="preserve">Аудитын давтагдах чадвар болон supply-chain аюулгүй байдлын үүднээс scanner хувилбарыг lockfile-оор түгжинэ. Update автоматаар latest руу орж, хоёр scan-ийн үр дүнг зөрүүлэхээс сэргийлнэ.</w:t>
+        <w:t>ТӨЛӨВЛӨГӨӨ (v2 — `update` команд хараахан хэрэгжээгүй). Аудитын давтагдах чадвар болон supply-chain аюулгүй байдлын үүднээс scanner хувилбарыг lockfile-оор түгжих санаа. v1-д scanner-уудыг хэрэглэгч өөрөө суулгаж, `doctor` нь суусан хувилбарыг тайлагнана.</w:t>
       </w:r>
     </w:p>
     <w:p>
@@ -2773,7 +2849,7 @@
         <w:rPr>
           <w:rFonts w:ascii="Calibri" w:cs="Calibri" w:eastAsia="Calibri" w:hAnsi="Calibri"/>
         </w:rPr>
-        <w:t xml:space="preserve">Adapter бүр normalize unit test-тэй: tests/fixtures/&lt;scanner&gt;.json → expected []Finding.</w:t>
+        <w:t>Adapter бүр normalize unit test-тэй: testdata/&lt;scanner&gt;/*.json → хүлээгдсэн []Finding.</w:t>
       </w:r>
     </w:p>
     <w:p>
@@ -2789,7 +2865,7 @@
         <w:rPr>
           <w:rFonts w:ascii="Calibri" w:cs="Calibri" w:eastAsia="Calibri" w:hAnsi="Calibri"/>
         </w:rPr>
-        <w:t xml:space="preserve">dedup, scoring, blindshot модулиуд table-driven unit test-тэй (тодорхой оролт → тодорхой оноо).</w:t>
+        <w:t>dedup, risk, blindshot, rollup, diff модулиуд table-driven unit test-тэй (тодорхой оролт → тодорхой оноо).</w:t>
       </w:r>
     </w:p>
     <w:p>
@@ -2805,7 +2881,7 @@
         <w:rPr>
           <w:rFonts w:ascii="Calibri" w:cs="Calibri" w:eastAsia="Calibri" w:hAnsi="Calibri"/>
         </w:rPr>
-        <w:t xml:space="preserve">result_hash detrministik байхыг баталгаажуулах тест (ижил оролт → ижил hash).</w:t>
+        <w:t>result_hash тогтмол, давтагдахуйц байхыг баталгаажуулах тест (ижил оролт → ижил hash).</w:t>
       </w:r>
     </w:p>
     <w:p>
@@ -2853,7 +2929,7 @@
         <w:rPr>
           <w:rFonts w:ascii="Calibri" w:cs="Calibri" w:eastAsia="Calibri" w:hAnsi="Calibri"/>
         </w:rPr>
-        <w:t>Хувилбарын тэмдэглэл — v1.1 / v1.2 (2026-09-07)</w:t>
+        <w:t>Хувилбарын тэмдэглэл — v1.1 / v1.2 / v1.3</w:t>
       </w:r>
     </w:p>
     <w:p>
@@ -2998,6 +3074,150 @@
           <w:rFonts w:ascii="Calibri" w:cs="Calibri" w:eastAsia="Calibri" w:hAnsi="Calibri"/>
         </w:rPr>
         <w:t>• Хавтасны бүтэц: parser/, normalizer/, scoring/, audit/, config/, tests/ гэсэн нэрс #2-т төлөвлөсөн хэлбэр байсан. Бодит код: internal/{cli,orchestrator,rollup,scanner/*,canonical,dedup,blindshot,risk,mitre,policy,report/{json,sarif,html},finding,version}; тест нь пакет тус бүрийн *_test.go дотор, testdata/ дор fixture.</w:t>
+      </w:r>
+    </w:p>
+    <w:p>
+      <w:pPr>
+        <w:pStyle w:val="ListParagraph"/>
+        <w:numPr>
+          <w:ilvl w:val="0"/>
+          <w:numId w:val="1"/>
+        </w:numPr>
+        <w:spacing w:after="70" w:line="268"/>
+      </w:pPr>
+      <w:r>
+        <w:rPr>
+          <w:rFonts w:ascii="Calibri" w:cs="Calibri" w:eastAsia="Calibri" w:hAnsi="Calibri"/>
+        </w:rPr>
+        <w:t>• (v1.3) §2 ХАВТАСНЫ БҮТЭЦ, модулийн ба хамаарлын хүснэгтийг БОДИТ кодтой бүрэн тулгав. Өмнө нь §2 нь хэрэгжүүлэхээс өмнөх ЗУРАГЛАЛ байсан бөгөөд засварыг зөвхөн төгсгөлийн тэмдэглэлд бичсэн тул §2-ыг уншсан хүн байхгүй модулийг хайх байв.</w:t>
+      </w:r>
+    </w:p>
+    <w:p>
+      <w:pPr>
+        <w:pStyle w:val="ListParagraph"/>
+        <w:numPr>
+          <w:ilvl w:val="0"/>
+          <w:numId w:val="1"/>
+        </w:numPr>
+        <w:spacing w:after="70" w:line="268"/>
+      </w:pPr>
+      <w:r>
+        <w:rPr>
+          <w:rFonts w:ascii="Calibri" w:cs="Calibri" w:eastAsia="Calibri" w:hAnsi="Calibri"/>
+        </w:rPr>
+        <w:t>• (v1.3) Байхгүй атлаа жагсаагдсан: parser/, scoring/, audit/, config/, report/templates/, schema/finding.schema.json, tests/e2e/, Makefile (make build/test/lint/release). Makefile огт байхгүй тул тэдгээр команд ажиллахгүй.</w:t>
+      </w:r>
+    </w:p>
+    <w:p>
+      <w:pPr>
+        <w:pStyle w:val="ListParagraph"/>
+        <w:numPr>
+          <w:ilvl w:val="0"/>
+          <w:numId w:val="1"/>
+        </w:numPr>
+        <w:spacing w:after="70" w:line="268"/>
+      </w:pPr>
+      <w:r>
+        <w:rPr>
+          <w:rFonts w:ascii="Calibri" w:cs="Calibri" w:eastAsia="Calibri" w:hAnsi="Calibri"/>
+        </w:rPr>
+        <w:t>• (v1.3) Байгаа атлаа жагсаагдаагүй: internal/{diff,policy,rollup,finding,risk}, pkg/schema/, examples/, testdata/, deploy/, scripts/, embed.go, install.sh, action.yml, .github/. Мөн өмнөх тэмдэглэлд internal/mitre ба internal/version гэж бичсэн нь ч БАЙХГҮЙ — засварын засвар мөн буруу байв.</w:t>
+      </w:r>
+    </w:p>
+    <w:p>
+      <w:pPr>
+        <w:pStyle w:val="ListParagraph"/>
+        <w:numPr>
+          <w:ilvl w:val="0"/>
+          <w:numId w:val="1"/>
+        </w:numPr>
+        <w:spacing w:after="70" w:line="268"/>
+      </w:pPr>
+      <w:r>
+        <w:rPr>
+          <w:rFonts w:ascii="Calibri" w:cs="Calibri" w:eastAsia="Calibri" w:hAnsi="Calibri"/>
+        </w:rPr>
+        <w:t>• (v1.3) Хамаарлын хүснэгтэд cobra, viper, cosign, gojsonschema жагсаагдсан байсан. go.mod-д ГАНЦ хамаарал: gopkg.in/yaml.v3. Үлдсэн нь stdlib.</w:t>
+      </w:r>
+    </w:p>
+    <w:p>
+      <w:pPr>
+        <w:pStyle w:val="ListParagraph"/>
+        <w:numPr>
+          <w:ilvl w:val="0"/>
+          <w:numId w:val="1"/>
+        </w:numPr>
+        <w:spacing w:after="70" w:line="268"/>
+      </w:pPr>
+      <w:r>
+        <w:rPr>
+          <w:rFonts w:ascii="Calibri" w:cs="Calibri" w:eastAsia="Calibri" w:hAnsi="Calibri"/>
+        </w:rPr>
+        <w:t>• (v1.3) §7 tools.lock.yaml нь ТӨЛӨВЛӨГӨӨ гэдгийг тодруулав (update команд v2-т).</w:t>
+      </w:r>
+    </w:p>
+    <w:p>
+      <w:pPr>
+        <w:pStyle w:val="ListParagraph"/>
+        <w:numPr>
+          <w:ilvl w:val="0"/>
+          <w:numId w:val="1"/>
+        </w:numPr>
+        <w:spacing w:after="70" w:line="268"/>
+      </w:pPr>
+      <w:r>
+        <w:rPr>
+          <w:rFonts w:ascii="Calibri" w:cs="Calibri" w:eastAsia="Calibri" w:hAnsi="Calibri"/>
+        </w:rPr>
+        <w:t>• (v1.3) internal/diff/ ШИНЭ: хоёр ScanResult-ыг тогтвортой ID-гаар тулгаж trending гаргана; scanner coverage-ийн бууралтыг "зассан" гэж уншихаас сэргийлнэ.</w:t>
+      </w:r>
+    </w:p>
+    <w:p>
+      <w:pPr>
+        <w:pStyle w:val="ListParagraph"/>
+        <w:numPr>
+          <w:ilvl w:val="0"/>
+          <w:numId w:val="1"/>
+        </w:numPr>
+        <w:spacing w:after="70" w:line="268"/>
+      </w:pPr>
+      <w:r>
+        <w:rPr>
+          <w:rFonts w:ascii="Calibri" w:cs="Calibri" w:eastAsia="Calibri" w:hAnsi="Calibri"/>
+        </w:rPr>
+        <w:t>• (v1.3) testdata/golden/demo.json ШИНЭ: бүтэн pipeline-ийн хөлдөөсөн үр дүн. Зураглал ЧИМЭЭГҮЙ эвдрэхийг PR дээр барина (нийт тоо хөдлөхгүй байхад scanner тус бүрийн хувь нэмэр хөдөлдөг тохиолдол).</w:t>
+      </w:r>
+    </w:p>
+    <w:p>
+      <w:pPr>
+        <w:pStyle w:val="ListParagraph"/>
+        <w:numPr>
+          <w:ilvl w:val="0"/>
+          <w:numId w:val="1"/>
+        </w:numPr>
+        <w:spacing w:after="70" w:line="268"/>
+      </w:pPr>
+      <w:r>
+        <w:rPr>
+          <w:rFonts w:ascii="Calibri" w:cs="Calibri" w:eastAsia="Calibri" w:hAnsi="Calibri"/>
+        </w:rPr>
+        <w:t>• (v1.3) docs/coverage.md ба docs/releases/ ШИНЭ. Хоёулаа тестээр/workflow-оор эх сурвалжтайгаа тулгагддаг: TestCoverageDoc ба release-notes.yml.</w:t>
+      </w:r>
+    </w:p>
+    <w:p>
+      <w:pPr>
+        <w:pStyle w:val="ListParagraph"/>
+        <w:numPr>
+          <w:ilvl w:val="0"/>
+          <w:numId w:val="1"/>
+        </w:numPr>
+        <w:spacing w:after="70" w:line="268"/>
+      </w:pPr>
+      <w:r>
+        <w:rPr>
+          <w:rFonts w:ascii="Calibri" w:cs="Calibri" w:eastAsia="Calibri" w:hAnsi="Calibri"/>
+        </w:rPr>
+        <w:t>• (v1.3) Тест: 17 пакет (internal/diff нэмэгдэв). Workflow 7: ci · real-cluster · static-scan · release · release-notes · pages · security-gate.</w:t>
       </w:r>
     </w:p>
     <w:sectPr>
